--- a/ТЗ2.docx
+++ b/ТЗ2.docx
@@ -1,277 +1,1653 @@
 
 <file path=word/document.xml><?xml version="1.0" encoding="utf-8"?>
-<w:document xmlns:mc="http://schemas.openxmlformats.org/markup-compatibility/2006" xmlns:o="urn:schemas-microsoft-com:office:office" xmlns:r="http://schemas.openxmlformats.org/officeDocument/2006/relationships" xmlns:m="http://schemas.openxmlformats.org/officeDocument/2006/math" xmlns:v="urn:schemas-microsoft-com:vml" xmlns:wp="http://schemas.openxmlformats.org/drawingml/2006/wordprocessingDrawing" xmlns:w10="urn:schemas-microsoft-com:office:word" xmlns:w="http://schemas.openxmlformats.org/wordprocessingml/2006/main" xmlns:wne="http://schemas.microsoft.com/office/word/2006/wordml" xmlns:sl="http://schemas.openxmlformats.org/schemaLibrary/2006/main" xmlns:a="http://schemas.openxmlformats.org/drawingml/2006/main" xmlns:pic="http://schemas.openxmlformats.org/drawingml/2006/picture" xmlns:c="http://schemas.openxmlformats.org/drawingml/2006/chart" xmlns:lc="http://schemas.openxmlformats.org/drawingml/2006/lockedCanvas" xmlns:dgm="http://schemas.openxmlformats.org/drawingml/2006/diagram" xmlns:wps="http://schemas.microsoft.com/office/word/2010/wordprocessingShape" xmlns:wpg="http://schemas.microsoft.com/office/word/2010/wordprocessingGroup" xmlns:w14="http://schemas.microsoft.com/office/word/2010/wordml" xmlns:w15="http://schemas.microsoft.com/office/word/2012/wordml" xmlns:w16="http://schemas.microsoft.com/office/word/2018/wordml" xmlns:w16cex="http://schemas.microsoft.com/office/word/2018/wordml/cex" xmlns:w16cid="http://schemas.microsoft.com/office/word/2016/wordml/cid" xmlns="http://schemas.microsoft.com/office/tasks/2019/documenttasks" xmlns:cr="http://schemas.microsoft.com/office/comments/2020/reactions">
+<w:document xmlns:wpc="http://schemas.microsoft.com/office/word/2010/wordprocessingCanvas" xmlns:mc="http://schemas.openxmlformats.org/markup-compatibility/2006" xmlns:o="urn:schemas-microsoft-com:office:office" xmlns:r="http://schemas.openxmlformats.org/officeDocument/2006/relationships" xmlns:m="http://schemas.openxmlformats.org/officeDocument/2006/math" xmlns:v="urn:schemas-microsoft-com:vml" xmlns:wp14="http://schemas.microsoft.com/office/word/2010/wordprocessingDrawing" xmlns:wp="http://schemas.openxmlformats.org/drawingml/2006/wordprocessingDrawing" xmlns:w10="urn:schemas-microsoft-com:office:word" xmlns:w="http://schemas.openxmlformats.org/wordprocessingml/2006/main" xmlns:w14="http://schemas.microsoft.com/office/word/2010/wordml" xmlns:w15="http://schemas.microsoft.com/office/word/2012/wordml" xmlns:w16se="http://schemas.microsoft.com/office/word/2015/wordml/symex" xmlns:w16cid="http://schemas.microsoft.com/office/word/2016/wordml/cid" xmlns:w16="http://schemas.microsoft.com/office/word/2018/wordml" xmlns:w16cex="http://schemas.microsoft.com/office/word/2018/wordml/cex" xmlns:w16sdtdh="http://schemas.microsoft.com/office/word/2020/wordml/sdtdatahash" xmlns:wne="http://schemas.microsoft.com/office/word/2006/wordml" xmlns:wpg="http://schemas.microsoft.com/office/word/2010/wordprocessingGroup" xmlns:wps="http://schemas.microsoft.com/office/word/2010/wordprocessingShape" mc:Ignorable="w14 w15 w16se w16cid w16 w16cex w16sdtdh wp14">
   <w:body>
     <w:p>
       <w:pPr>
-        <w:ind w:left="0" w:firstLine="0"/>
-        <w:rPr/>
+        <w:ind w:left="0"/>
       </w:pPr>
       <w:r>
-        <w:rPr>
-          <w:rtl w:val="0"/>
-        </w:rPr>
         <w:t xml:space="preserve">1) </w:t>
       </w:r>
       <w:r>
-        <w:rPr/>
-        <w:drawing>
-          <wp:inline distB="114300" distT="114300" distL="114300" distR="114300">
-            <wp:extent cx="5731200" cy="3225800"/>
-            <wp:effectExtent b="0" l="0" r="0" t="0"/>
-            <wp:docPr id="1" name="image2.png"/>
-            <a:graphic>
-              <a:graphicData uri="http://schemas.openxmlformats.org/drawingml/2006/picture">
-                <pic:pic>
-                  <pic:nvPicPr>
-                    <pic:cNvPr id="0" name="image2.png"/>
-                    <pic:cNvPicPr preferRelativeResize="0"/>
-                  </pic:nvPicPr>
-                  <pic:blipFill>
-                    <a:blip r:embed="rId6"/>
-                    <a:srcRect b="0" l="0" r="0" t="0"/>
-                    <a:stretch>
-                      <a:fillRect/>
-                    </a:stretch>
-                  </pic:blipFill>
-                  <pic:spPr>
-                    <a:xfrm>
-                      <a:off x="0" y="0"/>
-                      <a:ext cx="5731200" cy="3225800"/>
-                    </a:xfrm>
-                    <a:prstGeom prst="rect"/>
-                    <a:ln/>
-                  </pic:spPr>
-                </pic:pic>
-              </a:graphicData>
-            </a:graphic>
-          </wp:inline>
-        </w:drawing>
-      </w:r>
-      <w:r>
-        <w:rPr>
-          <w:rtl w:val="0"/>
-        </w:rPr>
-      </w:r>
-    </w:p>
-    <w:p>
-      <w:pPr>
-        <w:ind w:left="0" w:firstLine="0"/>
-        <w:rPr/>
-      </w:pPr>
-      <w:r>
-        <w:rPr>
-          <w:rtl w:val="0"/>
-        </w:rPr>
-      </w:r>
-    </w:p>
-    <w:p>
-      <w:pPr>
-        <w:rPr/>
-      </w:pPr>
-      <w:r>
-        <w:rPr>
-          <w:rtl w:val="0"/>
-        </w:rPr>
-        <w:t xml:space="preserve">7. Добавляю нового поставщика, все юр данные отсуствуют, главенствующее должно быть полее ввода ИНН как при добавлении компании, в свернтуом виде, далее все пункты относящиеся к поставщику</w:t>
-      </w:r>
-    </w:p>
-    <w:p>
-      <w:pPr>
-        <w:ind w:left="0" w:firstLine="0"/>
-        <w:rPr/>
-      </w:pPr>
-      <w:r>
-        <w:rPr>
-          <w:rtl w:val="0"/>
-        </w:rPr>
-      </w:r>
-    </w:p>
-    <w:p>
-      <w:pPr>
-        <w:ind w:left="0" w:firstLine="0"/>
-        <w:rPr/>
-      </w:pPr>
-      <w:r>
-        <w:rPr>
-          <w:rtl w:val="0"/>
-        </w:rPr>
-        <w:t xml:space="preserve">2) </w:t>
-      </w:r>
-      <w:r>
-        <w:rPr/>
-        <w:drawing>
-          <wp:inline distB="114300" distT="114300" distL="114300" distR="114300">
-            <wp:extent cx="5731200" cy="3225800"/>
-            <wp:effectExtent b="0" l="0" r="0" t="0"/>
-            <wp:docPr id="2" name="image3.png"/>
-            <a:graphic>
-              <a:graphicData uri="http://schemas.openxmlformats.org/drawingml/2006/picture">
-                <pic:pic>
-                  <pic:nvPicPr>
-                    <pic:cNvPr id="0" name="image3.png"/>
-                    <pic:cNvPicPr preferRelativeResize="0"/>
-                  </pic:nvPicPr>
-                  <pic:blipFill>
-                    <a:blip r:embed="rId7"/>
-                    <a:srcRect b="0" l="0" r="0" t="0"/>
-                    <a:stretch>
-                      <a:fillRect/>
-                    </a:stretch>
-                  </pic:blipFill>
-                  <pic:spPr>
-                    <a:xfrm>
-                      <a:off x="0" y="0"/>
-                      <a:ext cx="5731200" cy="3225800"/>
-                    </a:xfrm>
-                    <a:prstGeom prst="rect"/>
-                    <a:ln/>
-                  </pic:spPr>
-                </pic:pic>
-              </a:graphicData>
-            </a:graphic>
-          </wp:inline>
-        </w:drawing>
-      </w:r>
-      <w:r>
-        <w:rPr>
-          <w:rtl w:val="0"/>
-        </w:rPr>
-      </w:r>
-    </w:p>
-    <w:p>
-      <w:pPr>
-        <w:rPr/>
-      </w:pPr>
-      <w:r>
-        <w:rPr>
-          <w:rtl w:val="0"/>
-        </w:rPr>
-        <w:t xml:space="preserve">Карточка клиента, карточка пассажира должны быть идентичны, приведите в унифицированный вид пожалуйста, учитывая различие между физ и юр, отделы, тревел и прочее</w:t>
-      </w:r>
-    </w:p>
-    <w:p>
-      <w:pPr>
-        <w:rPr/>
-      </w:pPr>
-      <w:r>
-        <w:rPr>
-          <w:rtl w:val="0"/>
-        </w:rPr>
-        <w:t xml:space="preserve">Сейчас открывается старый вид, неудобный</w:t>
-      </w:r>
-    </w:p>
-    <w:p>
-      <w:pPr>
-        <w:ind w:left="0" w:firstLine="0"/>
-        <w:rPr/>
-      </w:pPr>
-      <w:r>
-        <w:rPr>
-          <w:rtl w:val="0"/>
-        </w:rPr>
-      </w:r>
-    </w:p>
-    <w:p>
-      <w:pPr>
-        <w:ind w:left="0" w:firstLine="0"/>
-        <w:rPr/>
-      </w:pPr>
-      <w:r>
-        <w:rPr>
-          <w:rtl w:val="0"/>
-        </w:rPr>
-      </w:r>
-    </w:p>
-    <w:p>
-      <w:pPr>
-        <w:ind w:left="0" w:firstLine="0"/>
-        <w:rPr/>
-      </w:pPr>
-      <w:r>
-        <w:rPr>
-          <w:rtl w:val="0"/>
-        </w:rPr>
-        <w:t xml:space="preserve">3) </w:t>
-      </w:r>
-      <w:r>
-        <w:rPr/>
-        <w:drawing>
-          <wp:inline distB="114300" distT="114300" distL="114300" distR="114300">
-            <wp:extent cx="5731200" cy="3225800"/>
-            <wp:effectExtent b="0" l="0" r="0" t="0"/>
-            <wp:docPr id="3" name="image1.png"/>
-            <a:graphic>
-              <a:graphicData uri="http://schemas.openxmlformats.org/drawingml/2006/picture">
-                <pic:pic>
-                  <pic:nvPicPr>
-                    <pic:cNvPr id="0" name="image1.png"/>
-                    <pic:cNvPicPr preferRelativeResize="0"/>
-                  </pic:nvPicPr>
-                  <pic:blipFill>
-                    <a:blip r:embed="rId8"/>
-                    <a:srcRect b="0" l="0" r="0" t="0"/>
-                    <a:stretch>
-                      <a:fillRect/>
-                    </a:stretch>
-                  </pic:blipFill>
-                  <pic:spPr>
-                    <a:xfrm>
-                      <a:off x="0" y="0"/>
-                      <a:ext cx="5731200" cy="3225800"/>
-                    </a:xfrm>
-                    <a:prstGeom prst="rect"/>
-                    <a:ln/>
-                  </pic:spPr>
-                </pic:pic>
-              </a:graphicData>
-            </a:graphic>
-          </wp:inline>
-        </w:drawing>
-      </w:r>
-      <w:r>
-        <w:rPr>
-          <w:rtl w:val="0"/>
-        </w:rPr>
-      </w:r>
-    </w:p>
-    <w:p>
-      <w:pPr>
-        <w:ind w:left="0" w:firstLine="0"/>
-        <w:rPr/>
-      </w:pPr>
-      <w:r>
-        <w:rPr>
-          <w:rtl w:val="0"/>
-        </w:rPr>
-      </w:r>
-    </w:p>
-    <w:p>
-      <w:pPr>
-        <w:rPr/>
-      </w:pPr>
-      <w:r>
-        <w:rPr>
-          <w:rtl w:val="0"/>
-        </w:rPr>
-        <w:t xml:space="preserve">При создании экспресс заявки и постановки города, видов услуг, боковое коно пружинит вверх</w:t>
-      </w:r>
-    </w:p>
-    <w:p>
-      <w:pPr>
-        <w:ind w:left="0" w:firstLine="0"/>
-        <w:rPr/>
-      </w:pPr>
-      <w:r>
-        <w:rPr>
-          <w:rtl w:val="0"/>
-        </w:rPr>
-      </w:r>
-    </w:p>
+        <w:rPr>
+          <w:rFonts w:ascii="Helvetica Neue" w:cs="Helvetica Neue"/>
+          <w:sz w:val="20"/>
+          <w:szCs w:val="20"/>
+        </w:rPr>
+        <w:t>Забыл про календарь поездок в Дашборде, он связывает все цепочки действий, билеты и прочее, чтобы оператор наглядно видел хронологию маррута, прогнозировал работу или делегировал важные моменты сторонним операторам:</w:t>
+      </w:r>
+    </w:p>
+    <w:p>
+      <w:r>
+        <w:t xml:space="preserve"> </w:t>
+      </w:r>
+    </w:p>
+    <w:p/>
+    <w:p>
+      <w:r>
+        <w:rPr>
+          <w:rFonts w:ascii="Helvetica Neue" w:cs="Helvetica Neue"/>
+          <w:sz w:val="20"/>
+          <w:szCs w:val="20"/>
+        </w:rPr>
+        <w:t>Я бы вообще не делал обычный календарь.</w:t>
+      </w:r>
+    </w:p>
+    <w:p/>
+    <w:p>
+      <w:r>
+        <w:rPr>
+          <w:rFonts w:ascii="Helvetica Neue" w:cs="Helvetica Neue"/>
+          <w:sz w:val="20"/>
+          <w:szCs w:val="20"/>
+        </w:rPr>
+        <w:t>Его задача — отображать все актуальные поездки, связанные с ними события, критические сроки и форс-мажорные ситуации.</w:t>
+      </w:r>
+    </w:p>
+    <w:p/>
+    <w:p>
+      <w:r>
+        <w:rPr>
+          <w:rFonts w:ascii="Helvetica Neue" w:cs="Helvetica Neue"/>
+          <w:sz w:val="20"/>
+          <w:szCs w:val="20"/>
+        </w:rPr>
+        <w:t>Календарь должен работать как единый центр контроля поездок.</w:t>
+      </w:r>
+    </w:p>
+    <w:p/>
+    <w:p>
+      <w:r>
+        <w:rPr>
+          <w:rFonts w:ascii="Helvetica Neue" w:cs="Helvetica Neue"/>
+          <w:sz w:val="20"/>
+          <w:szCs w:val="20"/>
+        </w:rPr>
+        <w:t>В календаре должны отображаться все поездки независимо от типа услуги:</w:t>
+      </w:r>
+    </w:p>
+    <w:p/>
+    <w:p>
+      <w:r>
+        <w:rPr>
+          <w:rFonts w:ascii="Helvetica Neue" w:cs="Helvetica Neue"/>
+          <w:sz w:val="20"/>
+          <w:szCs w:val="20"/>
+        </w:rPr>
+        <w:t>* авиаперелеты;</w:t>
+      </w:r>
+    </w:p>
+    <w:p>
+      <w:r>
+        <w:rPr>
+          <w:rFonts w:ascii="Helvetica Neue" w:cs="Helvetica Neue"/>
+          <w:sz w:val="20"/>
+          <w:szCs w:val="20"/>
+        </w:rPr>
+        <w:t>* железнодорожные перевозки;</w:t>
+      </w:r>
+    </w:p>
+    <w:p>
+      <w:r>
+        <w:rPr>
+          <w:rFonts w:ascii="Helvetica Neue" w:cs="Helvetica Neue"/>
+          <w:sz w:val="20"/>
+          <w:szCs w:val="20"/>
+        </w:rPr>
+        <w:t>* гостиницы;</w:t>
+      </w:r>
+    </w:p>
+    <w:p>
+      <w:r>
+        <w:rPr>
+          <w:rFonts w:ascii="Helvetica Neue" w:cs="Helvetica Neue"/>
+          <w:sz w:val="20"/>
+          <w:szCs w:val="20"/>
+        </w:rPr>
+        <w:t>* трансферы;</w:t>
+      </w:r>
+    </w:p>
+    <w:p>
+      <w:r>
+        <w:rPr>
+          <w:rFonts w:ascii="Helvetica Neue" w:cs="Helvetica Neue"/>
+          <w:sz w:val="20"/>
+          <w:szCs w:val="20"/>
+        </w:rPr>
+        <w:t>* автобусные перевозки;</w:t>
+      </w:r>
+    </w:p>
+    <w:p>
+      <w:r>
+        <w:rPr>
+          <w:rFonts w:ascii="Helvetica Neue" w:cs="Helvetica Neue"/>
+          <w:sz w:val="20"/>
+          <w:szCs w:val="20"/>
+        </w:rPr>
+        <w:t>* комбинированные маршруты.</w:t>
+      </w:r>
+    </w:p>
+    <w:p/>
+    <w:p>
+      <w:r>
+        <w:rPr>
+          <w:rFonts w:ascii="Helvetica Neue" w:cs="Helvetica Neue"/>
+          <w:sz w:val="20"/>
+          <w:szCs w:val="20"/>
+        </w:rPr>
+        <w:t>Одна поездка должна отображаться как единая сущность, даже если состоит из нескольких услуг.</w:t>
+      </w:r>
+    </w:p>
+    <w:p/>
+    <w:p>
+      <w:r>
+        <w:rPr>
+          <w:rFonts w:ascii="Helvetica Neue" w:cs="Helvetica Neue"/>
+          <w:sz w:val="20"/>
+          <w:szCs w:val="20"/>
+        </w:rPr>
+        <w:t>Например:</w:t>
+      </w:r>
+    </w:p>
+    <w:p/>
+    <w:p>
+      <w:r>
+        <w:rPr>
+          <w:rFonts w:ascii="Helvetica Neue" w:cs="Helvetica Neue"/>
+          <w:sz w:val="20"/>
+          <w:szCs w:val="20"/>
+        </w:rPr>
+        <w:t>Москва → Стамбул → Дубай</w:t>
+      </w:r>
+    </w:p>
+    <w:p/>
+    <w:p>
+      <w:r>
+        <w:rPr>
+          <w:rFonts w:ascii="Helvetica Neue" w:cs="Helvetica Neue"/>
+          <w:sz w:val="20"/>
+          <w:szCs w:val="20"/>
+        </w:rPr>
+        <w:t>Внутри поездки:</w:t>
+      </w:r>
+    </w:p>
+    <w:p/>
+    <w:p>
+      <w:r>
+        <w:rPr>
+          <w:rFonts w:ascii="Helvetica Neue" w:cs="Helvetica Neue"/>
+          <w:sz w:val="20"/>
+          <w:szCs w:val="20"/>
+        </w:rPr>
+        <w:t>* авиаперелет;</w:t>
+      </w:r>
+    </w:p>
+    <w:p>
+      <w:r>
+        <w:rPr>
+          <w:rFonts w:ascii="Helvetica Neue" w:cs="Helvetica Neue"/>
+          <w:sz w:val="20"/>
+          <w:szCs w:val="20"/>
+        </w:rPr>
+        <w:t>* гостиница;</w:t>
+      </w:r>
+    </w:p>
+    <w:p>
+      <w:r>
+        <w:rPr>
+          <w:rFonts w:ascii="Helvetica Neue" w:cs="Helvetica Neue"/>
+          <w:sz w:val="20"/>
+          <w:szCs w:val="20"/>
+        </w:rPr>
+        <w:t>* трансфер.</w:t>
+      </w:r>
+    </w:p>
+    <w:p/>
+    <w:p>
+      <w:r>
+        <w:rPr>
+          <w:rFonts w:ascii="Helvetica Neue" w:cs="Helvetica Neue"/>
+          <w:sz w:val="20"/>
+          <w:szCs w:val="20"/>
+        </w:rPr>
+        <w:t>При открытии календаря оператор должен видеть только наиболее важную информацию.</w:t>
+      </w:r>
+    </w:p>
+    <w:p/>
+    <w:p>
+      <w:r>
+        <w:rPr>
+          <w:rFonts w:ascii="Helvetica Neue" w:cs="Helvetica Neue"/>
+          <w:sz w:val="20"/>
+          <w:szCs w:val="20"/>
+        </w:rPr>
+        <w:t>Основные режимы отображения:</w:t>
+      </w:r>
+    </w:p>
+    <w:p/>
+    <w:p>
+      <w:r>
+        <w:rPr>
+          <w:rFonts w:ascii="Helvetica Neue" w:cs="Helvetica Neue"/>
+          <w:sz w:val="20"/>
+          <w:szCs w:val="20"/>
+        </w:rPr>
+        <w:t>* день;</w:t>
+      </w:r>
+    </w:p>
+    <w:p>
+      <w:r>
+        <w:rPr>
+          <w:rFonts w:ascii="Helvetica Neue" w:cs="Helvetica Neue"/>
+          <w:sz w:val="20"/>
+          <w:szCs w:val="20"/>
+        </w:rPr>
+        <w:t>* неделя;</w:t>
+      </w:r>
+    </w:p>
+    <w:p>
+      <w:r>
+        <w:rPr>
+          <w:rFonts w:ascii="Helvetica Neue" w:cs="Helvetica Neue"/>
+          <w:sz w:val="20"/>
+          <w:szCs w:val="20"/>
+        </w:rPr>
+        <w:t>* месяц;</w:t>
+      </w:r>
+    </w:p>
+    <w:p>
+      <w:r>
+        <w:rPr>
+          <w:rFonts w:ascii="Helvetica Neue" w:cs="Helvetica Neue"/>
+          <w:sz w:val="20"/>
+          <w:szCs w:val="20"/>
+        </w:rPr>
+        <w:t>* временная шкала (Timeline).</w:t>
+      </w:r>
+    </w:p>
+    <w:p/>
+    <w:p>
+      <w:r>
+        <w:rPr>
+          <w:rFonts w:ascii="Helvetica Neue" w:cs="Helvetica Neue"/>
+          <w:sz w:val="20"/>
+          <w:szCs w:val="20"/>
+        </w:rPr>
+        <w:t>По умолчанию рекомендуется использовать недельный режим, так как он наиболее удобен для контроля текущих поездок.</w:t>
+      </w:r>
+    </w:p>
+    <w:p/>
+    <w:p>
+      <w:r>
+        <w:rPr>
+          <w:rFonts w:ascii="Helvetica Neue" w:cs="Helvetica Neue"/>
+          <w:sz w:val="20"/>
+          <w:szCs w:val="20"/>
+        </w:rPr>
+        <w:t>Каждая поездка должна отображаться отдельной карточкой.</w:t>
+      </w:r>
+    </w:p>
+    <w:p/>
+    <w:p>
+      <w:r>
+        <w:rPr>
+          <w:rFonts w:ascii="Helvetica Neue" w:cs="Helvetica Neue"/>
+          <w:sz w:val="20"/>
+          <w:szCs w:val="20"/>
+        </w:rPr>
+        <w:t>Карточка содержит:</w:t>
+      </w:r>
+    </w:p>
+    <w:p/>
+    <w:p>
+      <w:r>
+        <w:rPr>
+          <w:rFonts w:ascii="Helvetica Neue" w:cs="Helvetica Neue"/>
+          <w:sz w:val="20"/>
+          <w:szCs w:val="20"/>
+        </w:rPr>
+        <w:t>* клиента или компанию;</w:t>
+      </w:r>
+    </w:p>
+    <w:p>
+      <w:r>
+        <w:rPr>
+          <w:rFonts w:ascii="Helvetica Neue" w:cs="Helvetica Neue"/>
+          <w:sz w:val="20"/>
+          <w:szCs w:val="20"/>
+        </w:rPr>
+        <w:t>* маршрут;</w:t>
+      </w:r>
+    </w:p>
+    <w:p>
+      <w:r>
+        <w:rPr>
+          <w:rFonts w:ascii="Helvetica Neue" w:cs="Helvetica Neue"/>
+          <w:sz w:val="20"/>
+          <w:szCs w:val="20"/>
+        </w:rPr>
+        <w:t>* даты поездки;</w:t>
+      </w:r>
+    </w:p>
+    <w:p>
+      <w:r>
+        <w:rPr>
+          <w:rFonts w:ascii="Helvetica Neue" w:cs="Helvetica Neue"/>
+          <w:sz w:val="20"/>
+          <w:szCs w:val="20"/>
+        </w:rPr>
+        <w:t>* количество пассажиров;</w:t>
+      </w:r>
+    </w:p>
+    <w:p>
+      <w:r>
+        <w:rPr>
+          <w:rFonts w:ascii="Helvetica Neue" w:cs="Helvetica Neue"/>
+          <w:sz w:val="20"/>
+          <w:szCs w:val="20"/>
+        </w:rPr>
+        <w:t>* состав услуг;</w:t>
+      </w:r>
+    </w:p>
+    <w:p>
+      <w:r>
+        <w:rPr>
+          <w:rFonts w:ascii="Helvetica Neue" w:cs="Helvetica Neue"/>
+          <w:sz w:val="20"/>
+          <w:szCs w:val="20"/>
+        </w:rPr>
+        <w:t>* текущий статус;</w:t>
+      </w:r>
+    </w:p>
+    <w:p>
+      <w:r>
+        <w:rPr>
+          <w:rFonts w:ascii="Helvetica Neue" w:cs="Helvetica Neue"/>
+          <w:sz w:val="20"/>
+          <w:szCs w:val="20"/>
+        </w:rPr>
+        <w:t>* ответственного оператора.</w:t>
+      </w:r>
+    </w:p>
+    <w:p/>
+    <w:p>
+      <w:r>
+        <w:rPr>
+          <w:rFonts w:ascii="Helvetica Neue" w:cs="Helvetica Neue"/>
+          <w:sz w:val="20"/>
+          <w:szCs w:val="20"/>
+        </w:rPr>
+        <w:t>Дополнительно система должна отображать индикаторы событий.</w:t>
+      </w:r>
+    </w:p>
+    <w:p/>
+    <w:p>
+      <w:r>
+        <w:rPr>
+          <w:rFonts w:ascii="Helvetica Neue" w:cs="Helvetica Neue"/>
+          <w:sz w:val="20"/>
+          <w:szCs w:val="20"/>
+        </w:rPr>
+        <w:t>Например:</w:t>
+      </w:r>
+    </w:p>
+    <w:p/>
+    <w:p>
+      <w:r>
+        <w:rPr>
+          <w:rFonts w:ascii="Helvetica Neue" w:cs="Helvetica Neue"/>
+          <w:sz w:val="20"/>
+          <w:szCs w:val="20"/>
+        </w:rPr>
+        <w:t>* ожидается вылет;</w:t>
+      </w:r>
+    </w:p>
+    <w:p>
+      <w:r>
+        <w:rPr>
+          <w:rFonts w:ascii="Helvetica Neue" w:cs="Helvetica Neue"/>
+          <w:sz w:val="20"/>
+          <w:szCs w:val="20"/>
+        </w:rPr>
+        <w:t>* ожидается заселение;</w:t>
+      </w:r>
+    </w:p>
+    <w:p>
+      <w:r>
+        <w:rPr>
+          <w:rFonts w:ascii="Helvetica Neue" w:cs="Helvetica Neue"/>
+          <w:sz w:val="20"/>
+          <w:szCs w:val="20"/>
+        </w:rPr>
+        <w:t>* ожидается выселение;</w:t>
+      </w:r>
+    </w:p>
+    <w:p>
+      <w:r>
+        <w:rPr>
+          <w:rFonts w:ascii="Helvetica Neue" w:cs="Helvetica Neue"/>
+          <w:sz w:val="20"/>
+          <w:szCs w:val="20"/>
+        </w:rPr>
+        <w:t>* ожидается трансфер;</w:t>
+      </w:r>
+    </w:p>
+    <w:p>
+      <w:r>
+        <w:rPr>
+          <w:rFonts w:ascii="Helvetica Neue" w:cs="Helvetica Neue"/>
+          <w:sz w:val="20"/>
+          <w:szCs w:val="20"/>
+        </w:rPr>
+        <w:t>* ожидается выписка;</w:t>
+      </w:r>
+    </w:p>
+    <w:p>
+      <w:r>
+        <w:rPr>
+          <w:rFonts w:ascii="Helvetica Neue" w:cs="Helvetica Neue"/>
+          <w:sz w:val="20"/>
+          <w:szCs w:val="20"/>
+        </w:rPr>
+        <w:t>* ожидается оплата;</w:t>
+      </w:r>
+    </w:p>
+    <w:p>
+      <w:r>
+        <w:rPr>
+          <w:rFonts w:ascii="Helvetica Neue" w:cs="Helvetica Neue"/>
+          <w:sz w:val="20"/>
+          <w:szCs w:val="20"/>
+        </w:rPr>
+        <w:t>* ожидается согласование.</w:t>
+      </w:r>
+    </w:p>
+    <w:p/>
+    <w:p>
+      <w:r>
+        <w:rPr>
+          <w:rFonts w:ascii="Helvetica Neue" w:cs="Helvetica Neue"/>
+          <w:sz w:val="20"/>
+          <w:szCs w:val="20"/>
+        </w:rPr>
+        <w:t>При возникновении проблем карточка автоматически получает соответствующую отметку.</w:t>
+      </w:r>
+    </w:p>
+    <w:p/>
+    <w:p>
+      <w:r>
+        <w:rPr>
+          <w:rFonts w:ascii="Helvetica Neue" w:cs="Helvetica Neue"/>
+          <w:sz w:val="20"/>
+          <w:szCs w:val="20"/>
+        </w:rPr>
+        <w:t>Форс-мажоры должны отображаться отдельно от обычных событий.</w:t>
+      </w:r>
+    </w:p>
+    <w:p/>
+    <w:p>
+      <w:r>
+        <w:rPr>
+          <w:rFonts w:ascii="Helvetica Neue" w:cs="Helvetica Neue"/>
+          <w:sz w:val="20"/>
+          <w:szCs w:val="20"/>
+        </w:rPr>
+        <w:t>Например:</w:t>
+      </w:r>
+    </w:p>
+    <w:p/>
+    <w:p>
+      <w:r>
+        <w:rPr>
+          <w:rFonts w:ascii="Helvetica Neue" w:cs="Helvetica Neue"/>
+          <w:sz w:val="20"/>
+          <w:szCs w:val="20"/>
+        </w:rPr>
+        <w:t>* отмена рейса;</w:t>
+      </w:r>
+    </w:p>
+    <w:p>
+      <w:r>
+        <w:rPr>
+          <w:rFonts w:ascii="Helvetica Neue" w:cs="Helvetica Neue"/>
+          <w:sz w:val="20"/>
+          <w:szCs w:val="20"/>
+        </w:rPr>
+        <w:t>* задержка рейса;</w:t>
+      </w:r>
+    </w:p>
+    <w:p>
+      <w:r>
+        <w:rPr>
+          <w:rFonts w:ascii="Helvetica Neue" w:cs="Helvetica Neue"/>
+          <w:sz w:val="20"/>
+          <w:szCs w:val="20"/>
+        </w:rPr>
+        <w:t>* изменение времени отправления;</w:t>
+      </w:r>
+    </w:p>
+    <w:p>
+      <w:r>
+        <w:rPr>
+          <w:rFonts w:ascii="Helvetica Neue" w:cs="Helvetica Neue"/>
+          <w:sz w:val="20"/>
+          <w:szCs w:val="20"/>
+        </w:rPr>
+        <w:t>* смена аэропорта;</w:t>
+      </w:r>
+    </w:p>
+    <w:p>
+      <w:r>
+        <w:rPr>
+          <w:rFonts w:ascii="Helvetica Neue" w:cs="Helvetica Neue"/>
+          <w:sz w:val="20"/>
+          <w:szCs w:val="20"/>
+        </w:rPr>
+        <w:t>* смена терминала;</w:t>
+      </w:r>
+    </w:p>
+    <w:p>
+      <w:r>
+        <w:rPr>
+          <w:rFonts w:ascii="Helvetica Neue" w:cs="Helvetica Neue"/>
+          <w:sz w:val="20"/>
+          <w:szCs w:val="20"/>
+        </w:rPr>
+        <w:t>* изменение номера поезда;</w:t>
+      </w:r>
+    </w:p>
+    <w:p>
+      <w:r>
+        <w:rPr>
+          <w:rFonts w:ascii="Helvetica Neue" w:cs="Helvetica Neue"/>
+          <w:sz w:val="20"/>
+          <w:szCs w:val="20"/>
+        </w:rPr>
+        <w:t>* отмена гостиницы;</w:t>
+      </w:r>
+    </w:p>
+    <w:p>
+      <w:r>
+        <w:rPr>
+          <w:rFonts w:ascii="Helvetica Neue" w:cs="Helvetica Neue"/>
+          <w:sz w:val="20"/>
+          <w:szCs w:val="20"/>
+        </w:rPr>
+        <w:t>* отказ поставщика;</w:t>
+      </w:r>
+    </w:p>
+    <w:p>
+      <w:r>
+        <w:rPr>
+          <w:rFonts w:ascii="Helvetica Neue" w:cs="Helvetica Neue"/>
+          <w:sz w:val="20"/>
+          <w:szCs w:val="20"/>
+        </w:rPr>
+        <w:t>* изменение стоимости;</w:t>
+      </w:r>
+    </w:p>
+    <w:p>
+      <w:r>
+        <w:rPr>
+          <w:rFonts w:ascii="Helvetica Neue" w:cs="Helvetica Neue"/>
+          <w:sz w:val="20"/>
+          <w:szCs w:val="20"/>
+        </w:rPr>
+        <w:t>* потеря бронирования;</w:t>
+      </w:r>
+    </w:p>
+    <w:p>
+      <w:r>
+        <w:rPr>
+          <w:rFonts w:ascii="Helvetica Neue" w:cs="Helvetica Neue"/>
+          <w:sz w:val="20"/>
+          <w:szCs w:val="20"/>
+        </w:rPr>
+        <w:t>* нарушение тревел-политики;</w:t>
+      </w:r>
+    </w:p>
+    <w:p>
+      <w:r>
+        <w:rPr>
+          <w:rFonts w:ascii="Helvetica Neue" w:cs="Helvetica Neue"/>
+          <w:sz w:val="20"/>
+          <w:szCs w:val="20"/>
+        </w:rPr>
+        <w:t>* истечение тайм-лимита;</w:t>
+      </w:r>
+    </w:p>
+    <w:p>
+      <w:r>
+        <w:rPr>
+          <w:rFonts w:ascii="Helvetica Neue" w:cs="Helvetica Neue"/>
+          <w:sz w:val="20"/>
+          <w:szCs w:val="20"/>
+        </w:rPr>
+        <w:t>* неоплаченная услуга.</w:t>
+      </w:r>
+    </w:p>
+    <w:p/>
+    <w:p>
+      <w:r>
+        <w:rPr>
+          <w:rFonts w:ascii="Helvetica Neue" w:cs="Helvetica Neue"/>
+          <w:sz w:val="20"/>
+          <w:szCs w:val="20"/>
+        </w:rPr>
+        <w:t>Для каждого события должен отображаться уровень критичности.</w:t>
+      </w:r>
+    </w:p>
+    <w:p/>
+    <w:p>
+      <w:r>
+        <w:rPr>
+          <w:rFonts w:ascii="Helvetica Neue" w:cs="Helvetica Neue"/>
+          <w:sz w:val="20"/>
+          <w:szCs w:val="20"/>
+        </w:rPr>
+        <w:t>Например:</w:t>
+      </w:r>
+    </w:p>
+    <w:p/>
+    <w:p>
+      <w:r>
+        <w:rPr>
+          <w:rFonts w:ascii="Helvetica Neue" w:cs="Helvetica Neue"/>
+          <w:sz w:val="20"/>
+          <w:szCs w:val="20"/>
+        </w:rPr>
+        <w:t>Критический</w:t>
+      </w:r>
+    </w:p>
+    <w:p/>
+    <w:p>
+      <w:r>
+        <w:rPr>
+          <w:rFonts w:ascii="Helvetica Neue" w:cs="Helvetica Neue"/>
+          <w:sz w:val="20"/>
+          <w:szCs w:val="20"/>
+        </w:rPr>
+        <w:t>Требует немедленного вмешательства.</w:t>
+      </w:r>
+    </w:p>
+    <w:p/>
+    <w:p>
+      <w:r>
+        <w:rPr>
+          <w:rFonts w:ascii="Helvetica Neue" w:cs="Helvetica Neue"/>
+          <w:sz w:val="20"/>
+          <w:szCs w:val="20"/>
+        </w:rPr>
+        <w:t>Высокий</w:t>
+      </w:r>
+    </w:p>
+    <w:p/>
+    <w:p>
+      <w:r>
+        <w:rPr>
+          <w:rFonts w:ascii="Helvetica Neue" w:cs="Helvetica Neue"/>
+          <w:sz w:val="20"/>
+          <w:szCs w:val="20"/>
+        </w:rPr>
+        <w:t>Требуется обработать сегодня.</w:t>
+      </w:r>
+    </w:p>
+    <w:p/>
+    <w:p>
+      <w:r>
+        <w:rPr>
+          <w:rFonts w:ascii="Helvetica Neue" w:cs="Helvetica Neue"/>
+          <w:sz w:val="20"/>
+          <w:szCs w:val="20"/>
+        </w:rPr>
+        <w:t>Средний</w:t>
+      </w:r>
+    </w:p>
+    <w:p/>
+    <w:p>
+      <w:r>
+        <w:rPr>
+          <w:rFonts w:ascii="Helvetica Neue" w:cs="Helvetica Neue"/>
+          <w:sz w:val="20"/>
+          <w:szCs w:val="20"/>
+        </w:rPr>
+        <w:t>Требует внимания.</w:t>
+      </w:r>
+    </w:p>
+    <w:p/>
+    <w:p>
+      <w:r>
+        <w:rPr>
+          <w:rFonts w:ascii="Helvetica Neue" w:cs="Helvetica Neue"/>
+          <w:sz w:val="20"/>
+          <w:szCs w:val="20"/>
+        </w:rPr>
+        <w:t>Информационный</w:t>
+      </w:r>
+    </w:p>
+    <w:p/>
+    <w:p>
+      <w:r>
+        <w:rPr>
+          <w:rFonts w:ascii="Helvetica Neue" w:cs="Helvetica Neue"/>
+          <w:sz w:val="20"/>
+          <w:szCs w:val="20"/>
+        </w:rPr>
+        <w:t>Не требует действий.</w:t>
+      </w:r>
+    </w:p>
+    <w:p/>
+    <w:p>
+      <w:r>
+        <w:rPr>
+          <w:rFonts w:ascii="Helvetica Neue" w:cs="Helvetica Neue"/>
+          <w:sz w:val="20"/>
+          <w:szCs w:val="20"/>
+        </w:rPr>
+        <w:t>Календарь должен автоматически определять конфликты.</w:t>
+      </w:r>
+    </w:p>
+    <w:p/>
+    <w:p>
+      <w:r>
+        <w:rPr>
+          <w:rFonts w:ascii="Helvetica Neue" w:cs="Helvetica Neue"/>
+          <w:sz w:val="20"/>
+          <w:szCs w:val="20"/>
+        </w:rPr>
+        <w:t>Например:</w:t>
+      </w:r>
+    </w:p>
+    <w:p/>
+    <w:p>
+      <w:r>
+        <w:rPr>
+          <w:rFonts w:ascii="Helvetica Neue" w:cs="Helvetica Neue"/>
+          <w:sz w:val="20"/>
+          <w:szCs w:val="20"/>
+        </w:rPr>
+        <w:t>У одного пассажира два одновременно оформленных рейса.</w:t>
+      </w:r>
+    </w:p>
+    <w:p/>
+    <w:p>
+      <w:r>
+        <w:rPr>
+          <w:rFonts w:ascii="Helvetica Neue" w:cs="Helvetica Neue"/>
+          <w:sz w:val="20"/>
+          <w:szCs w:val="20"/>
+        </w:rPr>
+        <w:t>Пересекаются две поездки.</w:t>
+      </w:r>
+    </w:p>
+    <w:p/>
+    <w:p>
+      <w:r>
+        <w:rPr>
+          <w:rFonts w:ascii="Helvetica Neue" w:cs="Helvetica Neue"/>
+          <w:sz w:val="20"/>
+          <w:szCs w:val="20"/>
+        </w:rPr>
+        <w:t>Гостиница начинается позже прилета.</w:t>
+      </w:r>
+    </w:p>
+    <w:p/>
+    <w:p>
+      <w:r>
+        <w:rPr>
+          <w:rFonts w:ascii="Helvetica Neue" w:cs="Helvetica Neue"/>
+          <w:sz w:val="20"/>
+          <w:szCs w:val="20"/>
+        </w:rPr>
+        <w:t>Трансфер назначен раньше прилета самолета.</w:t>
+      </w:r>
+    </w:p>
+    <w:p/>
+    <w:p>
+      <w:r>
+        <w:rPr>
+          <w:rFonts w:ascii="Helvetica Neue" w:cs="Helvetica Neue"/>
+          <w:sz w:val="20"/>
+          <w:szCs w:val="20"/>
+        </w:rPr>
+        <w:t>Выселение происходит позже отправления поезда.</w:t>
+      </w:r>
+    </w:p>
+    <w:p/>
+    <w:p>
+      <w:r>
+        <w:rPr>
+          <w:rFonts w:ascii="Helvetica Neue" w:cs="Helvetica Neue"/>
+          <w:sz w:val="20"/>
+          <w:szCs w:val="20"/>
+        </w:rPr>
+        <w:t>Недостаточно времени на пересадку.</w:t>
+      </w:r>
+    </w:p>
+    <w:p/>
+    <w:p>
+      <w:r>
+        <w:rPr>
+          <w:rFonts w:ascii="Helvetica Neue" w:cs="Helvetica Neue"/>
+          <w:sz w:val="20"/>
+          <w:szCs w:val="20"/>
+        </w:rPr>
+        <w:t>Совпадают две командировки одного сотрудника.</w:t>
+      </w:r>
+    </w:p>
+    <w:p/>
+    <w:p>
+      <w:r>
+        <w:rPr>
+          <w:rFonts w:ascii="Helvetica Neue" w:cs="Helvetica Neue"/>
+          <w:sz w:val="20"/>
+          <w:szCs w:val="20"/>
+        </w:rPr>
+        <w:t>Одновременно забронированы две гостиницы.</w:t>
+      </w:r>
+    </w:p>
+    <w:p/>
+    <w:p>
+      <w:r>
+        <w:rPr>
+          <w:rFonts w:ascii="Helvetica Neue" w:cs="Helvetica Neue"/>
+          <w:sz w:val="20"/>
+          <w:szCs w:val="20"/>
+        </w:rPr>
+        <w:t>Два оператора выполняют несовместимые действия.</w:t>
+      </w:r>
+    </w:p>
+    <w:p/>
+    <w:p>
+      <w:r>
+        <w:rPr>
+          <w:rFonts w:ascii="Helvetica Neue" w:cs="Helvetica Neue"/>
+          <w:sz w:val="20"/>
+          <w:szCs w:val="20"/>
+        </w:rPr>
+        <w:t>При обнаружении конфликта поездка автоматически получает предупреждение.</w:t>
+      </w:r>
+    </w:p>
+    <w:p/>
+    <w:p>
+      <w:r>
+        <w:rPr>
+          <w:rFonts w:ascii="Helvetica Neue" w:cs="Helvetica Neue"/>
+          <w:sz w:val="20"/>
+          <w:szCs w:val="20"/>
+        </w:rPr>
+        <w:t>Необходимо реализовать интеллектуальные проверки.</w:t>
+      </w:r>
+    </w:p>
+    <w:p/>
+    <w:p>
+      <w:r>
+        <w:rPr>
+          <w:rFonts w:ascii="Helvetica Neue" w:cs="Helvetica Neue"/>
+          <w:sz w:val="20"/>
+          <w:szCs w:val="20"/>
+        </w:rPr>
+        <w:t>Например:</w:t>
+      </w:r>
+    </w:p>
+    <w:p/>
+    <w:p>
+      <w:r>
+        <w:rPr>
+          <w:rFonts w:ascii="Helvetica Neue" w:cs="Helvetica Neue"/>
+          <w:sz w:val="20"/>
+          <w:szCs w:val="20"/>
+        </w:rPr>
+        <w:t>Самолет прилетает в 22:30.</w:t>
+      </w:r>
+    </w:p>
+    <w:p/>
+    <w:p>
+      <w:r>
+        <w:rPr>
+          <w:rFonts w:ascii="Helvetica Neue" w:cs="Helvetica Neue"/>
+          <w:sz w:val="20"/>
+          <w:szCs w:val="20"/>
+        </w:rPr>
+        <w:t>Заселение заканчивается в 22:00.</w:t>
+      </w:r>
+    </w:p>
+    <w:p/>
+    <w:p>
+      <w:r>
+        <w:rPr>
+          <w:rFonts w:ascii="Helvetica Neue" w:cs="Helvetica Neue"/>
+          <w:sz w:val="20"/>
+          <w:szCs w:val="20"/>
+        </w:rPr>
+        <w:t>Система автоматически сообщает:</w:t>
+      </w:r>
+    </w:p>
+    <w:p/>
+    <w:p>
+      <w:r>
+        <w:rPr>
+          <w:rFonts w:ascii="Helvetica Neue" w:cs="Helvetica Neue"/>
+          <w:sz w:val="20"/>
+          <w:szCs w:val="20"/>
+        </w:rPr>
+        <w:t>Позднее заселение требует подтверждения гостиницы.</w:t>
+      </w:r>
+    </w:p>
+    <w:p/>
+    <w:p>
+      <w:r>
+        <w:rPr>
+          <w:rFonts w:ascii="Helvetica Neue" w:cs="Helvetica Neue"/>
+          <w:sz w:val="20"/>
+          <w:szCs w:val="20"/>
+        </w:rPr>
+        <w:t>Или:</w:t>
+      </w:r>
+    </w:p>
+    <w:p/>
+    <w:p>
+      <w:r>
+        <w:rPr>
+          <w:rFonts w:ascii="Helvetica Neue" w:cs="Helvetica Neue"/>
+          <w:sz w:val="20"/>
+          <w:szCs w:val="20"/>
+        </w:rPr>
+        <w:t>Поезд прибывает в 07:15.</w:t>
+      </w:r>
+    </w:p>
+    <w:p/>
+    <w:p>
+      <w:r>
+        <w:rPr>
+          <w:rFonts w:ascii="Helvetica Neue" w:cs="Helvetica Neue"/>
+          <w:sz w:val="20"/>
+          <w:szCs w:val="20"/>
+        </w:rPr>
+        <w:t>Трансфер заказан на 06:40.</w:t>
+      </w:r>
+    </w:p>
+    <w:p/>
+    <w:p>
+      <w:r>
+        <w:rPr>
+          <w:rFonts w:ascii="Helvetica Neue" w:cs="Helvetica Neue"/>
+          <w:sz w:val="20"/>
+          <w:szCs w:val="20"/>
+        </w:rPr>
+        <w:t>Конфликт времени.</w:t>
+      </w:r>
+    </w:p>
+    <w:p/>
+    <w:p>
+      <w:r>
+        <w:rPr>
+          <w:rFonts w:ascii="Helvetica Neue" w:cs="Helvetica Neue"/>
+          <w:sz w:val="20"/>
+          <w:szCs w:val="20"/>
+        </w:rPr>
+        <w:t>Или:</w:t>
+      </w:r>
+    </w:p>
+    <w:p/>
+    <w:p>
+      <w:r>
+        <w:rPr>
+          <w:rFonts w:ascii="Helvetica Neue" w:cs="Helvetica Neue"/>
+          <w:sz w:val="20"/>
+          <w:szCs w:val="20"/>
+        </w:rPr>
+        <w:t>Рейс задержан.</w:t>
+      </w:r>
+    </w:p>
+    <w:p/>
+    <w:p>
+      <w:r>
+        <w:rPr>
+          <w:rFonts w:ascii="Helvetica Neue" w:cs="Helvetica Neue"/>
+          <w:sz w:val="20"/>
+          <w:szCs w:val="20"/>
+        </w:rPr>
+        <w:t>Трансфер необходимо перенести.</w:t>
+      </w:r>
+    </w:p>
+    <w:p/>
+    <w:p>
+      <w:r>
+        <w:rPr>
+          <w:rFonts w:ascii="Helvetica Neue" w:cs="Helvetica Neue"/>
+          <w:sz w:val="20"/>
+          <w:szCs w:val="20"/>
+        </w:rPr>
+        <w:t>Календарь должен учитывать изменения поставщиков в реальном времени.</w:t>
+      </w:r>
+    </w:p>
+    <w:p/>
+    <w:p>
+      <w:r>
+        <w:rPr>
+          <w:rFonts w:ascii="Helvetica Neue" w:cs="Helvetica Neue"/>
+          <w:sz w:val="20"/>
+          <w:szCs w:val="20"/>
+        </w:rPr>
+        <w:t>При изменении статуса услуги соответствующая карточка автоматически обновляется.</w:t>
+      </w:r>
+    </w:p>
+    <w:p/>
+    <w:p>
+      <w:r>
+        <w:rPr>
+          <w:rFonts w:ascii="Helvetica Neue" w:cs="Helvetica Neue"/>
+          <w:sz w:val="20"/>
+          <w:szCs w:val="20"/>
+        </w:rPr>
+        <w:t>Например:</w:t>
+      </w:r>
+    </w:p>
+    <w:p/>
+    <w:p>
+      <w:r>
+        <w:rPr>
+          <w:rFonts w:ascii="Helvetica Neue" w:cs="Helvetica Neue"/>
+          <w:sz w:val="20"/>
+          <w:szCs w:val="20"/>
+        </w:rPr>
+        <w:t>Рейс задержан.</w:t>
+      </w:r>
+    </w:p>
+    <w:p/>
+    <w:p>
+      <w:r>
+        <w:rPr>
+          <w:rFonts w:ascii="Helvetica Neue" w:cs="Helvetica Neue"/>
+          <w:sz w:val="20"/>
+          <w:szCs w:val="20"/>
+        </w:rPr>
+        <w:t>Карточка поездки сразу получает соответствующую отметку.</w:t>
+      </w:r>
+    </w:p>
+    <w:p/>
+    <w:p>
+      <w:r>
+        <w:rPr>
+          <w:rFonts w:ascii="Helvetica Neue" w:cs="Helvetica Neue"/>
+          <w:sz w:val="20"/>
+          <w:szCs w:val="20"/>
+        </w:rPr>
+        <w:t>Календарь должен поддерживать фильтрацию.</w:t>
+      </w:r>
+    </w:p>
+    <w:p/>
+    <w:p>
+      <w:r>
+        <w:rPr>
+          <w:rFonts w:ascii="Helvetica Neue" w:cs="Helvetica Neue"/>
+          <w:sz w:val="20"/>
+          <w:szCs w:val="20"/>
+        </w:rPr>
+        <w:t>Например:</w:t>
+      </w:r>
+    </w:p>
+    <w:p/>
+    <w:p>
+      <w:r>
+        <w:rPr>
+          <w:rFonts w:ascii="Helvetica Neue" w:cs="Helvetica Neue"/>
+          <w:sz w:val="20"/>
+          <w:szCs w:val="20"/>
+        </w:rPr>
+        <w:t>* мои поездки;</w:t>
+      </w:r>
+    </w:p>
+    <w:p>
+      <w:r>
+        <w:rPr>
+          <w:rFonts w:ascii="Helvetica Neue" w:cs="Helvetica Neue"/>
+          <w:sz w:val="20"/>
+          <w:szCs w:val="20"/>
+        </w:rPr>
+        <w:t>* все поездки;</w:t>
+      </w:r>
+    </w:p>
+    <w:p>
+      <w:r>
+        <w:rPr>
+          <w:rFonts w:ascii="Helvetica Neue" w:cs="Helvetica Neue"/>
+          <w:sz w:val="20"/>
+          <w:szCs w:val="20"/>
+        </w:rPr>
+        <w:t>* по оператору;</w:t>
+      </w:r>
+    </w:p>
+    <w:p>
+      <w:r>
+        <w:rPr>
+          <w:rFonts w:ascii="Helvetica Neue" w:cs="Helvetica Neue"/>
+          <w:sz w:val="20"/>
+          <w:szCs w:val="20"/>
+        </w:rPr>
+        <w:t>* по компании;</w:t>
+      </w:r>
+    </w:p>
+    <w:p>
+      <w:r>
+        <w:rPr>
+          <w:rFonts w:ascii="Helvetica Neue" w:cs="Helvetica Neue"/>
+          <w:sz w:val="20"/>
+          <w:szCs w:val="20"/>
+        </w:rPr>
+        <w:t>* по клиенту;</w:t>
+      </w:r>
+    </w:p>
+    <w:p>
+      <w:r>
+        <w:rPr>
+          <w:rFonts w:ascii="Helvetica Neue" w:cs="Helvetica Neue"/>
+          <w:sz w:val="20"/>
+          <w:szCs w:val="20"/>
+        </w:rPr>
+        <w:t>* по виду услуги;</w:t>
+      </w:r>
+    </w:p>
+    <w:p>
+      <w:r>
+        <w:rPr>
+          <w:rFonts w:ascii="Helvetica Neue" w:cs="Helvetica Neue"/>
+          <w:sz w:val="20"/>
+          <w:szCs w:val="20"/>
+        </w:rPr>
+        <w:t>* по поставщику;</w:t>
+      </w:r>
+    </w:p>
+    <w:p>
+      <w:r>
+        <w:rPr>
+          <w:rFonts w:ascii="Helvetica Neue" w:cs="Helvetica Neue"/>
+          <w:sz w:val="20"/>
+          <w:szCs w:val="20"/>
+        </w:rPr>
+        <w:t>* по статусу;</w:t>
+      </w:r>
+    </w:p>
+    <w:p>
+      <w:r>
+        <w:rPr>
+          <w:rFonts w:ascii="Helvetica Neue" w:cs="Helvetica Neue"/>
+          <w:sz w:val="20"/>
+          <w:szCs w:val="20"/>
+        </w:rPr>
+        <w:t>* только форс-мажоры;</w:t>
+      </w:r>
+    </w:p>
+    <w:p>
+      <w:r>
+        <w:rPr>
+          <w:rFonts w:ascii="Helvetica Neue" w:cs="Helvetica Neue"/>
+          <w:sz w:val="20"/>
+          <w:szCs w:val="20"/>
+        </w:rPr>
+        <w:t>* только конфликты;</w:t>
+      </w:r>
+    </w:p>
+    <w:p>
+      <w:r>
+        <w:rPr>
+          <w:rFonts w:ascii="Helvetica Neue" w:cs="Helvetica Neue"/>
+          <w:sz w:val="20"/>
+          <w:szCs w:val="20"/>
+        </w:rPr>
+        <w:t>* только неоплаченные;</w:t>
+      </w:r>
+    </w:p>
+    <w:p>
+      <w:r>
+        <w:rPr>
+          <w:rFonts w:ascii="Helvetica Neue" w:cs="Helvetica Neue"/>
+          <w:sz w:val="20"/>
+          <w:szCs w:val="20"/>
+        </w:rPr>
+        <w:t>* только сегодняшние.</w:t>
+      </w:r>
+    </w:p>
+    <w:p/>
+    <w:p>
+      <w:r>
+        <w:rPr>
+          <w:rFonts w:ascii="Helvetica Neue" w:cs="Helvetica Neue"/>
+          <w:sz w:val="20"/>
+          <w:szCs w:val="20"/>
+        </w:rPr>
+        <w:t>При выборе поездки открывается боковая панель.</w:t>
+      </w:r>
+    </w:p>
+    <w:p/>
+    <w:p>
+      <w:r>
+        <w:rPr>
+          <w:rFonts w:ascii="Helvetica Neue" w:cs="Helvetica Neue"/>
+          <w:sz w:val="20"/>
+          <w:szCs w:val="20"/>
+        </w:rPr>
+        <w:t>В ней отображаются:</w:t>
+      </w:r>
+    </w:p>
+    <w:p/>
+    <w:p>
+      <w:r>
+        <w:rPr>
+          <w:rFonts w:ascii="Helvetica Neue" w:cs="Helvetica Neue"/>
+          <w:sz w:val="20"/>
+          <w:szCs w:val="20"/>
+        </w:rPr>
+        <w:t>* маршрут полностью;</w:t>
+      </w:r>
+    </w:p>
+    <w:p>
+      <w:r>
+        <w:rPr>
+          <w:rFonts w:ascii="Helvetica Neue" w:cs="Helvetica Neue"/>
+          <w:sz w:val="20"/>
+          <w:szCs w:val="20"/>
+        </w:rPr>
+        <w:t>* все услуги;</w:t>
+      </w:r>
+    </w:p>
+    <w:p>
+      <w:r>
+        <w:rPr>
+          <w:rFonts w:ascii="Helvetica Neue" w:cs="Helvetica Neue"/>
+          <w:sz w:val="20"/>
+          <w:szCs w:val="20"/>
+        </w:rPr>
+        <w:t>* таймлайн поездки;</w:t>
+      </w:r>
+    </w:p>
+    <w:p>
+      <w:r>
+        <w:rPr>
+          <w:rFonts w:ascii="Helvetica Neue" w:cs="Helvetica Neue"/>
+          <w:sz w:val="20"/>
+          <w:szCs w:val="20"/>
+        </w:rPr>
+        <w:t>* пассажиры;</w:t>
+      </w:r>
+    </w:p>
+    <w:p>
+      <w:r>
+        <w:rPr>
+          <w:rFonts w:ascii="Helvetica Neue" w:cs="Helvetica Neue"/>
+          <w:sz w:val="20"/>
+          <w:szCs w:val="20"/>
+        </w:rPr>
+        <w:t>* документы;</w:t>
+      </w:r>
+    </w:p>
+    <w:p>
+      <w:r>
+        <w:rPr>
+          <w:rFonts w:ascii="Helvetica Neue" w:cs="Helvetica Neue"/>
+          <w:sz w:val="20"/>
+          <w:szCs w:val="20"/>
+        </w:rPr>
+        <w:t>* текущие проблемы;</w:t>
+      </w:r>
+    </w:p>
+    <w:p>
+      <w:r>
+        <w:rPr>
+          <w:rFonts w:ascii="Helvetica Neue" w:cs="Helvetica Neue"/>
+          <w:sz w:val="20"/>
+          <w:szCs w:val="20"/>
+        </w:rPr>
+        <w:t>* действия оператора.</w:t>
+      </w:r>
+    </w:p>
+    <w:p/>
+    <w:p>
+      <w:r>
+        <w:rPr>
+          <w:rFonts w:ascii="Helvetica Neue" w:cs="Helvetica Neue"/>
+          <w:sz w:val="20"/>
+          <w:szCs w:val="20"/>
+        </w:rPr>
+        <w:t>Отдельно необходимо реализовать режим "Центр контроля".</w:t>
+      </w:r>
+    </w:p>
+    <w:p/>
+    <w:p>
+      <w:r>
+        <w:rPr>
+          <w:rFonts w:ascii="Helvetica Neue" w:cs="Helvetica Neue"/>
+          <w:sz w:val="20"/>
+          <w:szCs w:val="20"/>
+        </w:rPr>
+        <w:t>В этом режиме календарь автоматически формирует список событий, требующих внимания в ближайшие часы.</w:t>
+      </w:r>
+    </w:p>
+    <w:p/>
+    <w:p>
+      <w:r>
+        <w:rPr>
+          <w:rFonts w:ascii="Helvetica Neue" w:cs="Helvetica Neue"/>
+          <w:sz w:val="20"/>
+          <w:szCs w:val="20"/>
+        </w:rPr>
+        <w:t>Например:</w:t>
+      </w:r>
+    </w:p>
+    <w:p/>
+    <w:p>
+      <w:r>
+        <w:rPr>
+          <w:rFonts w:ascii="Helvetica Neue" w:cs="Helvetica Neue"/>
+          <w:sz w:val="20"/>
+          <w:szCs w:val="20"/>
+        </w:rPr>
+        <w:t>Через 15 минут заканчивается тайм-лимит.</w:t>
+      </w:r>
+    </w:p>
+    <w:p/>
+    <w:p>
+      <w:r>
+        <w:rPr>
+          <w:rFonts w:ascii="Helvetica Neue" w:cs="Helvetica Neue"/>
+          <w:sz w:val="20"/>
+          <w:szCs w:val="20"/>
+        </w:rPr>
+        <w:t>Через час начинается регистрация.</w:t>
+      </w:r>
+    </w:p>
+    <w:p/>
+    <w:p>
+      <w:r>
+        <w:rPr>
+          <w:rFonts w:ascii="Helvetica Neue" w:cs="Helvetica Neue"/>
+          <w:sz w:val="20"/>
+          <w:szCs w:val="20"/>
+        </w:rPr>
+        <w:t>Через 40 минут необходимо подтвердить трансфер.</w:t>
+      </w:r>
+    </w:p>
+    <w:p/>
+    <w:p>
+      <w:r>
+        <w:rPr>
+          <w:rFonts w:ascii="Helvetica Neue" w:cs="Helvetica Neue"/>
+          <w:sz w:val="20"/>
+          <w:szCs w:val="20"/>
+        </w:rPr>
+        <w:t>Через два часа начинается заселение.</w:t>
+      </w:r>
+    </w:p>
+    <w:p>
+      <w:r>
+        <w:t xml:space="preserve"> </w:t>
+      </w:r>
+    </w:p>
+    <w:p/>
+    <w:p>
+      <w:r>
+        <w:rPr>
+          <w:rFonts w:ascii="Helvetica Neue" w:cs="Helvetica Neue"/>
+          <w:sz w:val="20"/>
+          <w:szCs w:val="20"/>
+        </w:rPr>
+        <w:t>Через три часа вылетает группа.</w:t>
+      </w:r>
+    </w:p>
+    <w:p/>
+    <w:p>
+      <w:r>
+        <w:rPr>
+          <w:rFonts w:ascii="Helvetica Neue" w:cs="Helvetica Neue"/>
+          <w:sz w:val="20"/>
+          <w:szCs w:val="20"/>
+        </w:rPr>
+        <w:t>Это позволяет оператору не просматривать календарь вручную.</w:t>
+      </w:r>
+    </w:p>
+    <w:p/>
+    <w:p>
+      <w:r>
+        <w:rPr>
+          <w:rFonts w:ascii="Helvetica Neue" w:cs="Helvetica Neue"/>
+          <w:sz w:val="20"/>
+          <w:szCs w:val="20"/>
+        </w:rPr>
+        <w:t>Календарь должен поддерживать отображение групповых поездок.</w:t>
+      </w:r>
+    </w:p>
+    <w:p/>
+    <w:p>
+      <w:r>
+        <w:rPr>
+          <w:rFonts w:ascii="Helvetica Neue" w:cs="Helvetica Neue"/>
+          <w:sz w:val="20"/>
+          <w:szCs w:val="20"/>
+        </w:rPr>
+        <w:t>Для группового заказа отображается одна карточка.</w:t>
+      </w:r>
+    </w:p>
+    <w:p/>
+    <w:p>
+      <w:r>
+        <w:rPr>
+          <w:rFonts w:ascii="Helvetica Neue" w:cs="Helvetica Neue"/>
+          <w:sz w:val="20"/>
+          <w:szCs w:val="20"/>
+        </w:rPr>
+        <w:t>Например:</w:t>
+      </w:r>
+    </w:p>
+    <w:p/>
+    <w:p>
+      <w:r>
+        <w:rPr>
+          <w:rFonts w:ascii="Helvetica Neue" w:cs="Helvetica Neue"/>
+          <w:sz w:val="20"/>
+          <w:szCs w:val="20"/>
+        </w:rPr>
+        <w:t>ООО "Компания"</w:t>
+      </w:r>
+    </w:p>
+    <w:p/>
+    <w:p>
+      <w:r>
+        <w:rPr>
+          <w:rFonts w:ascii="Helvetica Neue" w:cs="Helvetica Neue"/>
+          <w:sz w:val="20"/>
+          <w:szCs w:val="20"/>
+        </w:rPr>
+        <w:t>Группа 32 человека</w:t>
+      </w:r>
+    </w:p>
+    <w:p/>
+    <w:p>
+      <w:r>
+        <w:rPr>
+          <w:rFonts w:ascii="Helvetica Neue" w:cs="Helvetica Neue"/>
+          <w:sz w:val="20"/>
+          <w:szCs w:val="20"/>
+        </w:rPr>
+        <w:t>Москва → Казань</w:t>
+      </w:r>
+    </w:p>
+    <w:p/>
+    <w:p>
+      <w:r>
+        <w:rPr>
+          <w:rFonts w:ascii="Helvetica Neue" w:cs="Helvetica Neue"/>
+          <w:sz w:val="20"/>
+          <w:szCs w:val="20"/>
+        </w:rPr>
+        <w:t>Внутри карточки отображаются:</w:t>
+      </w:r>
+    </w:p>
+    <w:p/>
+    <w:p>
+      <w:r>
+        <w:rPr>
+          <w:rFonts w:ascii="Helvetica Neue" w:cs="Helvetica Neue"/>
+          <w:sz w:val="20"/>
+          <w:szCs w:val="20"/>
+        </w:rPr>
+        <w:t>* количество бронирований;</w:t>
+      </w:r>
+    </w:p>
+    <w:p>
+      <w:r>
+        <w:rPr>
+          <w:rFonts w:ascii="Helvetica Neue" w:cs="Helvetica Neue"/>
+          <w:sz w:val="20"/>
+          <w:szCs w:val="20"/>
+        </w:rPr>
+        <w:t>* количество выписанных билетов;</w:t>
+      </w:r>
+    </w:p>
+    <w:p>
+      <w:r>
+        <w:rPr>
+          <w:rFonts w:ascii="Helvetica Neue" w:cs="Helvetica Neue"/>
+          <w:sz w:val="20"/>
+          <w:szCs w:val="20"/>
+        </w:rPr>
+        <w:t>* количество пассажиров без мест;</w:t>
+      </w:r>
+    </w:p>
+    <w:p>
+      <w:r>
+        <w:rPr>
+          <w:rFonts w:ascii="Helvetica Neue" w:cs="Helvetica Neue"/>
+          <w:sz w:val="20"/>
+          <w:szCs w:val="20"/>
+        </w:rPr>
+        <w:t>* наличие конфликтов размещения;</w:t>
+      </w:r>
+    </w:p>
+    <w:p>
+      <w:r>
+        <w:rPr>
+          <w:rFonts w:ascii="Helvetica Neue" w:cs="Helvetica Neue"/>
+          <w:sz w:val="20"/>
+          <w:szCs w:val="20"/>
+        </w:rPr>
+        <w:t>* статус группы.</w:t>
+      </w:r>
+    </w:p>
+    <w:p/>
+    <w:p>
+      <w:r>
+        <w:rPr>
+          <w:rFonts w:ascii="Helvetica Neue" w:cs="Helvetica Neue"/>
+          <w:sz w:val="20"/>
+          <w:szCs w:val="20"/>
+        </w:rPr>
+        <w:t>При наличии проблем отображаются только они.</w:t>
+      </w:r>
+    </w:p>
+    <w:p/>
+    <w:p>
+      <w:r>
+        <w:rPr>
+          <w:rFonts w:ascii="Helvetica Neue" w:cs="Helvetica Neue"/>
+          <w:sz w:val="20"/>
+          <w:szCs w:val="20"/>
+        </w:rPr>
+        <w:t>Например:</w:t>
+      </w:r>
+    </w:p>
+    <w:p/>
+    <w:p>
+      <w:r>
+        <w:rPr>
+          <w:rFonts w:ascii="Helvetica Neue" w:cs="Helvetica Neue"/>
+          <w:sz w:val="20"/>
+          <w:szCs w:val="20"/>
+        </w:rPr>
+        <w:t>2 пассажира без мест.</w:t>
+      </w:r>
+    </w:p>
+    <w:p/>
+    <w:p>
+      <w:r>
+        <w:rPr>
+          <w:rFonts w:ascii="Helvetica Neue" w:cs="Helvetica Neue"/>
+          <w:sz w:val="20"/>
+          <w:szCs w:val="20"/>
+        </w:rPr>
+        <w:t>1 бронирование не выписано.</w:t>
+      </w:r>
+    </w:p>
+    <w:p/>
+    <w:p>
+      <w:r>
+        <w:rPr>
+          <w:rFonts w:ascii="Helvetica Neue" w:cs="Helvetica Neue"/>
+          <w:sz w:val="20"/>
+          <w:szCs w:val="20"/>
+        </w:rPr>
+        <w:t>Задержка одного рейса.</w:t>
+      </w:r>
+    </w:p>
+    <w:p/>
+    <w:p>
+      <w:r>
+        <w:rPr>
+          <w:rFonts w:ascii="Helvetica Neue" w:cs="Helvetica Neue"/>
+          <w:sz w:val="20"/>
+          <w:szCs w:val="20"/>
+        </w:rPr>
+        <w:t>Основной принцип календаря — оператор должен видеть не просто даты поездок, а их текущее состояние. Календарь должен отвечать на три вопроса:</w:t>
+      </w:r>
+    </w:p>
+    <w:p/>
+    <w:p>
+      <w:r>
+        <w:rPr>
+          <w:rFonts w:ascii="Helvetica Neue" w:cs="Helvetica Neue"/>
+          <w:sz w:val="20"/>
+          <w:szCs w:val="20"/>
+        </w:rPr>
+        <w:t>* Какие поездки проходят сегодня или в ближайшее время?</w:t>
+      </w:r>
+    </w:p>
+    <w:p>
+      <w:r>
+        <w:rPr>
+          <w:rFonts w:ascii="Helvetica Neue" w:cs="Helvetica Neue"/>
+          <w:sz w:val="20"/>
+          <w:szCs w:val="20"/>
+        </w:rPr>
+        <w:t>* Какие поездки требуют моего вмешательства?</w:t>
+      </w:r>
+    </w:p>
+    <w:p>
+      <w:r>
+        <w:rPr>
+          <w:rFonts w:ascii="Helvetica Neue" w:cs="Helvetica Neue"/>
+          <w:sz w:val="20"/>
+          <w:szCs w:val="20"/>
+        </w:rPr>
+        <w:t>* Есть ли конфликты, изменения или форс-мажоры, которые могут повлиять на клиентов?</w:t>
+      </w:r>
+    </w:p>
+    <w:p/>
+    <w:p>
+      <w:r>
+        <w:rPr>
+          <w:rFonts w:ascii="Helvetica Neue" w:cs="Helvetica Neue"/>
+          <w:sz w:val="20"/>
+          <w:szCs w:val="20"/>
+        </w:rPr>
+        <w:t>Таким образом календарь становится не инструментом планирования, а оперативным центром мониторинга всех поездок, позволяющим быстро выявлять риски и своевременно реагировать на изменения.</w:t>
+      </w:r>
+    </w:p>
+    <w:p/>
+    <w:p/>
     <w:sectPr>
-      <w:pgSz w:h="16834" w:w="11909" w:orient="portrait"/>
-      <w:pgMar w:bottom="1440" w:top="1440" w:left="1440" w:right="1440" w:header="720" w:footer="720"/>
-      <w:pgNumType w:start="1"/>
+      <w:pgSz w:w="11909" w:h="16834"/>
+      <w:pgMar w:top="1440" w:right="1440" w:bottom="1440" w:left="1440" w:header="720" w:footer="720"/>
     </w:sectPr>
   </w:body>
 </w:document>
